--- a/BaseConocimiento/Tecnologico/CREACION AUDIOVISUAL DIGITAL - ONLINE.docx
+++ b/BaseConocimiento/Tecnologico/CREACION AUDIOVISUAL DIGITAL - ONLINE.docx
@@ -388,22 +388,62 @@
     </w:p>
     <w:p>
       <w:pPr>
-        <w:rPr/>
-      </w:pPr>
-      <w:r>
+        <w:pStyle w:val="Heading3"/>
+        <w:keepNext w:val="0"/>
+        <w:keepLines w:val="0"/>
+        <w:rPr>
+          <w:sz w:val="26"/>
+          <w:szCs w:val="26"/>
+        </w:rPr>
+      </w:pPr>
+      <w:bookmarkStart w:colFirst="0" w:colLast="0" w:name="_heading=h.1ur0051k10gz" w:id="1"/>
+      <w:bookmarkEnd w:id="1"/>
+      <w:r>
+        <w:rPr>
+          <w:sz w:val="26"/>
+          <w:szCs w:val="26"/>
+          <w:rtl w:val="0"/>
+        </w:rPr>
+        <w:t xml:space="preserve">DESCRIPCIÓN DE LA CARRERA</w:t>
+      </w:r>
+    </w:p>
+    <w:p>
+      <w:pPr>
+        <w:spacing w:after="240" w:before="240" w:lineRule="auto"/>
+        <w:rPr/>
+      </w:pPr>
+      <w:r>
+        <w:rPr>
+          <w:rtl w:val="0"/>
+        </w:rPr>
+        <w:t xml:space="preserve">La carrera está orientada a la formación de profesionales capaces de gestionar ventas de manera estratégica, aplicando principios administrativos, liderazgo ético y análisis de mercado para fortalecer las relaciones con los clientes y potenciar los negocios.</w:t>
+      </w:r>
+    </w:p>
+    <w:p>
+      <w:pPr>
         <w:rPr>
           <w:b w:val="1"/>
           <w:bCs w:val="1"/>
-          <w:rtl w:val="0"/>
-        </w:rPr>
-        <w:t xml:space="preserve">DESCRIPCION DE LA CARRERA</w:t>
-        <w:br w:type="textWrapping"/>
-      </w:r>
-      <w:r>
-        <w:rPr>
-          <w:rtl w:val="0"/>
-        </w:rPr>
-        <w:t xml:space="preserve">En esta carrera tendrás la oportunidad de formarte con tecnologías avanzadas y narrativas digitales, para crear proyectos audiovisuales innovadores que respondan a las demandas del mercado y a los retos sociales y culturales. Nuestro compromiso es acompañarte en este camino para que desarrolles todo tu talento y te conviertas en un referente de la industria.</w:t>
+        </w:rPr>
+      </w:pPr>
+      <w:r>
+        <w:rPr>
+          <w:b w:val="1"/>
+          <w:bCs w:val="1"/>
+          <w:rtl w:val="0"/>
+        </w:rPr>
+        <w:t xml:space="preserve">HERRAMIENTAS - BENEFICIOS DE LA CARRERA</w:t>
+      </w:r>
+    </w:p>
+    <w:p>
+      <w:pPr>
+        <w:rPr/>
+      </w:pPr>
+      <w:r>
+        <w:rPr>
+          <w:rtl w:val="0"/>
+        </w:rPr>
+        <w:t xml:space="preserve">En esta carrera tendrás la oportunidad de desarrollar habilidades en negociación, comunicación y gestión comercial, utilizando herramientas tecnológicas y estrategias innovadoras para el análisis de mercado y la administración de cuentas clave. Además, fortalecerás tu capacidad de toma de decisiones y liderazgo, preparándote para afrontar los desafíos del entorno empresarial actual.</w:t>
       </w:r>
     </w:p>
     <w:p>
@@ -786,12 +826,185 @@
     </w:p>
     <w:p>
       <w:pPr>
-        <w:rPr/>
-      </w:pPr>
-      <w:r>
-        <w:rPr>
-          <w:rtl w:val="0"/>
-        </w:rPr>
+        <w:rPr>
+          <w:b w:val="1"/>
+          <w:bCs w:val="1"/>
+        </w:rPr>
+      </w:pPr>
+      <w:r>
+        <w:rPr>
+          <w:b w:val="1"/>
+          <w:bCs w:val="1"/>
+          <w:rtl w:val="0"/>
+        </w:rPr>
+        <w:t xml:space="preserve">MICROCREDENCIALES</w:t>
+      </w:r>
+    </w:p>
+    <w:p>
+      <w:pPr>
+        <w:spacing w:after="0" w:before="120" w:line="256.8" w:lineRule="auto"/>
+        <w:ind w:left="0" w:firstLine="0"/>
+        <w:jc w:val="both"/>
+        <w:rPr>
+          <w:rFonts w:ascii="Arial" w:cs="Arial" w:eastAsia="Arial" w:hAnsi="Arial"/>
+          <w:color w:val="231f20"/>
+        </w:rPr>
+      </w:pPr>
+      <w:r>
+        <w:rPr>
+          <w:rFonts w:ascii="Arial" w:cs="Arial" w:eastAsia="Arial" w:hAnsi="Arial"/>
+          <w:color w:val="231f20"/>
+          <w:rtl w:val="0"/>
+        </w:rPr>
+        <w:t xml:space="preserve">Otorgamiento de cuatro microcrendenciales al concluir los dos años de la tecnología, entregando certificaciones digitales por 98 horas, en:</w:t>
+      </w:r>
+    </w:p>
+    <w:p>
+      <w:pPr>
+        <w:spacing w:after="0" w:before="120" w:line="256.8" w:lineRule="auto"/>
+        <w:ind w:left="0" w:firstLine="0"/>
+        <w:jc w:val="both"/>
+        <w:rPr>
+          <w:rFonts w:ascii="Arial" w:cs="Arial" w:eastAsia="Arial" w:hAnsi="Arial"/>
+          <w:color w:val="231f20"/>
+        </w:rPr>
+      </w:pPr>
+      <w:r>
+        <w:rPr>
+          <w:rFonts w:ascii="Arial" w:cs="Arial" w:eastAsia="Arial" w:hAnsi="Arial"/>
+          <w:color w:val="231f20"/>
+          <w:rtl w:val="0"/>
+        </w:rPr>
+        <w:t xml:space="preserve">-</w:t>
+      </w:r>
+      <w:r>
+        <w:rPr>
+          <w:rFonts w:ascii="Times New Roman" w:cs="Times New Roman" w:eastAsia="Times New Roman" w:hAnsi="Times New Roman"/>
+          <w:color w:val="231f20"/>
+          <w:sz w:val="14"/>
+          <w:szCs w:val="14"/>
+          <w:rtl w:val="0"/>
+        </w:rPr>
+        <w:t xml:space="preserve">       </w:t>
+      </w:r>
+      <w:r>
+        <w:rPr>
+          <w:rFonts w:ascii="Arial" w:cs="Arial" w:eastAsia="Arial" w:hAnsi="Arial"/>
+          <w:color w:val="231f20"/>
+          <w:rtl w:val="0"/>
+        </w:rPr>
+        <w:t xml:space="preserve">Certificación en narrativa y guionización audiovisual asistida por IA</w:t>
+      </w:r>
+    </w:p>
+    <w:p>
+      <w:pPr>
+        <w:spacing w:after="0" w:before="120" w:line="256.8" w:lineRule="auto"/>
+        <w:ind w:left="0" w:firstLine="0"/>
+        <w:jc w:val="both"/>
+        <w:rPr>
+          <w:rFonts w:ascii="Arial" w:cs="Arial" w:eastAsia="Arial" w:hAnsi="Arial"/>
+          <w:color w:val="231f20"/>
+        </w:rPr>
+      </w:pPr>
+      <w:r>
+        <w:rPr>
+          <w:rFonts w:ascii="Arial" w:cs="Arial" w:eastAsia="Arial" w:hAnsi="Arial"/>
+          <w:color w:val="231f20"/>
+          <w:rtl w:val="0"/>
+        </w:rPr>
+        <w:t xml:space="preserve">-</w:t>
+      </w:r>
+      <w:r>
+        <w:rPr>
+          <w:rFonts w:ascii="Times New Roman" w:cs="Times New Roman" w:eastAsia="Times New Roman" w:hAnsi="Times New Roman"/>
+          <w:color w:val="231f20"/>
+          <w:sz w:val="14"/>
+          <w:szCs w:val="14"/>
+          <w:rtl w:val="0"/>
+        </w:rPr>
+        <w:t xml:space="preserve">       </w:t>
+      </w:r>
+      <w:r>
+        <w:rPr>
+          <w:rFonts w:ascii="Arial" w:cs="Arial" w:eastAsia="Arial" w:hAnsi="Arial"/>
+          <w:color w:val="231f20"/>
+          <w:rtl w:val="0"/>
+        </w:rPr>
+        <w:t xml:space="preserve">Certificación en dirección de actores y producción audiovisual.</w:t>
+      </w:r>
+    </w:p>
+    <w:p>
+      <w:pPr>
+        <w:spacing w:after="0" w:before="120" w:line="256.8" w:lineRule="auto"/>
+        <w:ind w:left="0" w:firstLine="0"/>
+        <w:jc w:val="both"/>
+        <w:rPr>
+          <w:rFonts w:ascii="Arial" w:cs="Arial" w:eastAsia="Arial" w:hAnsi="Arial"/>
+          <w:color w:val="231f20"/>
+        </w:rPr>
+      </w:pPr>
+      <w:r>
+        <w:rPr>
+          <w:rFonts w:ascii="Arial" w:cs="Arial" w:eastAsia="Arial" w:hAnsi="Arial"/>
+          <w:color w:val="231f20"/>
+          <w:rtl w:val="0"/>
+        </w:rPr>
+        <w:t xml:space="preserve">-</w:t>
+      </w:r>
+      <w:r>
+        <w:rPr>
+          <w:rFonts w:ascii="Times New Roman" w:cs="Times New Roman" w:eastAsia="Times New Roman" w:hAnsi="Times New Roman"/>
+          <w:color w:val="231f20"/>
+          <w:sz w:val="14"/>
+          <w:szCs w:val="14"/>
+          <w:rtl w:val="0"/>
+        </w:rPr>
+        <w:t xml:space="preserve">       </w:t>
+      </w:r>
+      <w:r>
+        <w:rPr>
+          <w:rFonts w:ascii="Arial" w:cs="Arial" w:eastAsia="Arial" w:hAnsi="Arial"/>
+          <w:color w:val="231f20"/>
+          <w:rtl w:val="0"/>
+        </w:rPr>
+        <w:t xml:space="preserve">Certificación en postproducción audiovisual con herramientas de IA.</w:t>
+      </w:r>
+    </w:p>
+    <w:p>
+      <w:pPr>
+        <w:spacing w:after="0" w:before="120" w:line="256.8" w:lineRule="auto"/>
+        <w:ind w:left="0" w:firstLine="0"/>
+        <w:jc w:val="both"/>
+        <w:rPr>
+          <w:rFonts w:ascii="Arial" w:cs="Arial" w:eastAsia="Arial" w:hAnsi="Arial"/>
+          <w:color w:val="231f20"/>
+        </w:rPr>
+      </w:pPr>
+      <w:r>
+        <w:rPr>
+          <w:rFonts w:ascii="Arial" w:cs="Arial" w:eastAsia="Arial" w:hAnsi="Arial"/>
+          <w:color w:val="231f20"/>
+          <w:rtl w:val="0"/>
+        </w:rPr>
+        <w:t xml:space="preserve">-</w:t>
+      </w:r>
+      <w:r>
+        <w:rPr>
+          <w:rFonts w:ascii="Times New Roman" w:cs="Times New Roman" w:eastAsia="Times New Roman" w:hAnsi="Times New Roman"/>
+          <w:color w:val="231f20"/>
+          <w:sz w:val="14"/>
+          <w:szCs w:val="14"/>
+          <w:rtl w:val="0"/>
+        </w:rPr>
+        <w:t xml:space="preserve">       </w:t>
+      </w:r>
+      <w:r>
+        <w:rPr>
+          <w:rFonts w:ascii="Arial" w:cs="Arial" w:eastAsia="Arial" w:hAnsi="Arial"/>
+          <w:color w:val="231f20"/>
+          <w:rtl w:val="0"/>
+        </w:rPr>
+        <w:t xml:space="preserve">Certificación en videomarketing y publicidad audiovisual.</w:t>
       </w:r>
     </w:p>
     <w:p>
@@ -1425,7 +1638,7 @@
 
 <file path=customXML/item1.xml><?xml version="1.0" encoding="utf-8"?>
 <go:gDocsCustomXmlDataStorage xmlns:go="http://customooxmlschemas.google.com/" xmlns:r="http://schemas.openxmlformats.org/officeDocument/2006/relationships" uri="GoogleDocsCustomDataVersion2">
-  <go:docsCustomData xmlns:go="http://customooxmlschemas.google.com/" roundtripDataSignature="AMtx7mjUFcqRLDFBCyuT3l/nTxLSodl1VA==">CgMxLjAyDmguaHRwcG1zcmhyamk4OAByITE1UFc5YmZJemlXWmdsQ19iZzY4RXBlNDFQS2pTRW43Uw==</go:docsCustomData>
+  <go:docsCustomData xmlns:go="http://customooxmlschemas.google.com/" roundtripDataSignature="AMtx7mgwusA+JI/jV7MRRwggF+UzymQb6w==">CgMxLjAyDmguaHRwcG1zcmhyamk4Mg5oLjF1cjAwNTFrMTBnejgAciExSklaODUySEV6MGVRdGlZRXRwZzFRaE9PR0JhcG5GdHU=</go:docsCustomData>
 </go:gDocsCustomXmlDataStorage>
 </file>
 
